--- a/internal_doc/03.开发设计/C++驱动连接池/C++连接池宣讲文档 .docx
+++ b/internal_doc/03.开发设计/C++驱动连接池/C++连接池宣讲文档 .docx
@@ -5530,7 +5530,6 @@
         <w:pStyle w:val="ListParagraph"/>
         <w:ind w:left="785" w:firstLineChars="0" w:firstLine="0"/>
         <w:rPr>
-          <w:rFonts w:hint="eastAsia"/>
           <w:szCs w:val="21"/>
         </w:rPr>
       </w:pPr>
@@ -5595,7 +5594,6 @@
         </w:numPr>
         <w:ind w:firstLineChars="0"/>
         <w:rPr>
-          <w:rFonts w:hint="eastAsia"/>
           <w:sz w:val="28"/>
           <w:szCs w:val="28"/>
         </w:rPr>
@@ -5646,7 +5644,7 @@
           <v:shape id="_x0000_i1027" type="#_x0000_t75" style="width:134.85pt;height:41.9pt" o:ole="">
             <v:imagedata r:id="rId6" o:title=""/>
           </v:shape>
-          <o:OLEObject Type="Embed" ProgID="Package" ShapeID="_x0000_i1027" DrawAspect="Content" ObjectID="_1548499036" r:id="rId7"/>
+          <o:OLEObject Type="Embed" ProgID="Package" ShapeID="_x0000_i1027" DrawAspect="Content" ObjectID="_1548503596" r:id="rId7"/>
         </w:object>
       </w:r>
     </w:p>
